--- a/KHBD_Tin_học/Lớp_3/Tuần_23/KHBD_Tin_hoc_Lớp_3_Tiet22_Bai_9_Thuc_hanh_voi_tep_va_thu_muc_trong_may_tinh_Tiet_2.docx
+++ b/KHBD_Tin_học/Lớp_3/Tuần_23/KHBD_Tin_hoc_Lớp_3_Tiet22_Bai_9_Thuc_hanh_voi_tep_va_thu_muc_trong_may_tinh_Tiet_2.docx
@@ -392,18 +392,29 @@
     </w:p>
     <w:p>
       <w:pPr>
-        <w:spacing w:line="319" w:lineRule="auto" w:after="60" w:before="0"/>
-        <w:ind w:firstLine="0" w:left="850"/>
+        <w:spacing w:line="276" w:lineRule="auto" w:after="0" w:before="0"/>
+        <w:ind w:left="850" w:firstLine="0"/>
         <w:jc w:val="both"/>
       </w:pPr>
       <w:r>
         <w:rPr>
-          <w:rFonts w:ascii="Times New Roman" w:hAnsi="Times New Roman" w:eastAsia="Times New Roman"/>
-          <w:b w:val="0"/>
-          <w:i w:val="0"/>
+          <w:rFonts w:ascii="Times New Roman" w:hAnsi="Times New Roman" w:cs="Times New Roman"/>
           <w:sz w:val="26"/>
         </w:rPr>
-        <w:t>- Miền V. Giải quyết vấn đề (thành tố 5.3. Sử dụng sáng tạo công nghệ số – Bậc 1): Sử dụng công cụ số để giải quyết vấn đề đơn giản trong bài học. (Đạt được thông qua Hoạt động 2, Hoạt động 3)</w:t>
+        <w:t>- 1.3.CB1a: Xác định được cách tổ chức, lưu trữ và truy xuất dữ liệu, thông tin và nội dung một cách đơn giản trong môi trường số. (Tổ chức, lưu trữ, đổi tên và sắp xếp dữ liệu, tệp tin và thư mục khoa học). (Đạt được thông qua Hoạt động 2, Hoạt động 3)</w:t>
+      </w:r>
+    </w:p>
+    <w:p>
+      <w:pPr>
+        <w:spacing w:after="0" w:line="276" w:lineRule="auto"/>
+        <w:ind w:left="850" w:firstLine="0"/>
+      </w:pPr>
+      <w:r>
+        <w:rPr>
+          <w:rFonts w:ascii="Times New Roman" w:hAnsi="Times New Roman" w:cs="Times New Roman"/>
+          <w:sz w:val="26"/>
+        </w:rPr>
+        <w:t>- 1.1.CB1c: Xác định được các chiến lược tìm kiếm đơn giản. (Nhận diện, tìm kiếm và truy xuất thông tin, dữ liệu trong môi trường máy tính). (Đạt được thông qua Hoạt động 1, Hoạt động 4)</w:t>
       </w:r>
     </w:p>
     <w:p>
